--- a/OkostoltoRendszer/Documents/Fejlesztő Csapat -  Tesztelési Jegyzőkönyv.docx
+++ b/OkostoltoRendszer/Documents/Fejlesztő Csapat -  Tesztelési Jegyzőkönyv.docx
@@ -91,21 +91,6 @@
           <w:color w:val="000000" w:themeColor="text1"/>
         </w:rPr>
         <w:br/>
-        <w:t>Dátum: 2026.01</w:t>
-      </w:r>
-      <w:r>
-        <w:rPr>
-          <w:rFonts w:ascii="Arial" w:hAnsi="Arial" w:cs="Arial"/>
-          <w:color w:val="000000" w:themeColor="text1"/>
-        </w:rPr>
-        <w:t>.11</w:t>
-      </w:r>
-      <w:r>
-        <w:rPr>
-          <w:rFonts w:ascii="Arial" w:hAnsi="Arial" w:cs="Arial"/>
-          <w:color w:val="000000" w:themeColor="text1"/>
-        </w:rPr>
-        <w:br/>
         <w:t>Készítette: Györgyi Viktor, Kovács Armand, Kovács Máté, Hencz Norbert</w:t>
       </w:r>
     </w:p>
@@ -137,14 +122,7 @@
           <w:rFonts w:ascii="Arial" w:hAnsi="Arial" w:cs="Arial"/>
           <w:color w:val="000000" w:themeColor="text1"/>
         </w:rPr>
-        <w:t xml:space="preserve">A dokumentum célja a fejlesztői tesztelés során </w:t>
-      </w:r>
-      <w:r>
-        <w:rPr>
-          <w:rFonts w:ascii="Arial" w:hAnsi="Arial" w:cs="Arial"/>
-          <w:color w:val="000000" w:themeColor="text1"/>
-        </w:rPr>
-        <w:t>végrehajtott tesztesetek, ellenőrzések és eredmények rögzítése. A tesztelés célja a rendszer stabil működésének, hibakezelésének és funkcionális megfelelőségének igazolása.</w:t>
+        <w:t>A dokumentum célja a fejlesztői tesztelés során végrehajtott tesztesetek, ellenőrzések és eredmények rögzítése. A tesztelés célja a rendszer stabil működésének, hibakezelésének és funkcionális megfelelőségének igazolása.</w:t>
       </w:r>
     </w:p>
     <w:p>
@@ -183,14 +161,7 @@
           <w:color w:val="000000" w:themeColor="text1"/>
         </w:rPr>
         <w:br/>
-        <w:t>Fejlesztőkörnyezet</w:t>
-      </w:r>
-      <w:r>
-        <w:rPr>
-          <w:rFonts w:ascii="Arial" w:hAnsi="Arial" w:cs="Arial"/>
-          <w:color w:val="000000" w:themeColor="text1"/>
-        </w:rPr>
-        <w:t>: IntelliJ IDEA Community Edition</w:t>
+        <w:t>Fejlesztőkörnyezet: IntelliJ IDEA Community Edition</w:t>
       </w:r>
       <w:r>
         <w:rPr>
@@ -298,14 +269,7 @@
           <w:rFonts w:ascii="Arial" w:hAnsi="Arial" w:cs="Arial"/>
           <w:color w:val="000000" w:themeColor="text1"/>
         </w:rPr>
-        <w:t>- ChargingPo</w:t>
-      </w:r>
-      <w:r>
-        <w:rPr>
-          <w:rFonts w:ascii="Arial" w:hAnsi="Arial" w:cs="Arial"/>
-          <w:color w:val="000000" w:themeColor="text1"/>
-        </w:rPr>
-        <w:t>rt osztály</w:t>
+        <w:t>- ChargingPort osztály</w:t>
       </w:r>
       <w:r>
         <w:rPr>
@@ -384,14 +348,7 @@
           <w:color w:val="000000" w:themeColor="text1"/>
         </w:rPr>
         <w:br/>
-        <w:t>- Érvényes és érvénytelen bemenetek kezelé</w:t>
-      </w:r>
-      <w:r>
-        <w:rPr>
-          <w:rFonts w:ascii="Arial" w:hAnsi="Arial" w:cs="Arial"/>
-          <w:color w:val="000000" w:themeColor="text1"/>
-        </w:rPr>
-        <w:t>se</w:t>
+        <w:t>- Érvényes és érvénytelen bemenetek kezelése</w:t>
       </w:r>
       <w:r>
         <w:rPr>
@@ -463,14 +420,7 @@
           <w:color w:val="000000" w:themeColor="text1"/>
         </w:rPr>
         <w:br/>
-        <w:t>A kritikus funkciók helyese</w:t>
-      </w:r>
-      <w:r>
-        <w:rPr>
-          <w:rFonts w:ascii="Arial" w:hAnsi="Arial" w:cs="Arial"/>
-          <w:color w:val="000000" w:themeColor="text1"/>
-        </w:rPr>
-        <w:t>n működnek, a hibás bemeneteket a rendszer megfelelően kezeli.</w:t>
+        <w:t>A kritikus funkciók helyesen működnek, a hibás bemeneteket a rendszer megfelelően kezeli.</w:t>
       </w:r>
       <w:r>
         <w:rPr>
@@ -509,14 +459,7 @@
           <w:rFonts w:ascii="Arial" w:hAnsi="Arial" w:cs="Arial"/>
           <w:color w:val="000000" w:themeColor="text1"/>
         </w:rPr>
-        <w:t>A fejlesztői tesztelés alapján az Okostöltő rendszer stabil, és megfelel a specifikációban rögzített funkcionális követe</w:t>
-      </w:r>
-      <w:r>
-        <w:rPr>
-          <w:rFonts w:ascii="Arial" w:hAnsi="Arial" w:cs="Arial"/>
-          <w:color w:val="000000" w:themeColor="text1"/>
-        </w:rPr>
-        <w:t>lményeknek. A rendszer további integrációs és felhasználói tesztelésre alkalmas.</w:t>
+        <w:t>A fejlesztői tesztelés alapján az Okostöltő rendszer stabil, és megfelel a specifikációban rögzített funkcionális követelményeknek. A rendszer további integrációs és felhasználói tesztelésre alkalmas.</w:t>
       </w:r>
     </w:p>
     <w:sectPr>
@@ -24706,7 +24649,7 @@
 </file>
 
 <file path=customXml/itemProps1.xml><?xml version="1.0" encoding="utf-8"?>
-<ds:datastoreItem xmlns:ds="http://schemas.openxmlformats.org/officeDocument/2006/customXml" ds:itemID="{D70076C1-23DA-4221-9466-E170F8DABD4D}">
+<ds:datastoreItem xmlns:ds="http://schemas.openxmlformats.org/officeDocument/2006/customXml" ds:itemID="{BCA20D1E-ADBF-4DF8-A0B2-3A1262FE63CC}">
   <ds:schemaRefs>
     <ds:schemaRef ds:uri="http://schemas.openxmlformats.org/officeDocument/2006/bibliography"/>
   </ds:schemaRefs>
